--- a/Ejercicios/Clase6/Actividad 4.docx
+++ b/Ejercicios/Clase6/Actividad 4.docx
@@ -136,31 +136,7 @@
               <w:rPr>
                 <w:lang w:val="es-CR"/>
               </w:rPr>
-              <w:t>(0,</w:t>
-            </w:r>
-            <w:r>
-              <w:rPr>
-                <w:lang w:val="es-CR"/>
-              </w:rPr>
-              <w:t>1</w:t>
-            </w:r>
-            <w:r>
-              <w:rPr>
-                <w:lang w:val="es-CR"/>
-              </w:rPr>
-              <w:t>,</w:t>
-            </w:r>
-            <w:r>
-              <w:rPr>
-                <w:lang w:val="es-CR"/>
-              </w:rPr>
-              <w:t>0</w:t>
-            </w:r>
-            <w:r>
-              <w:rPr>
-                <w:lang w:val="es-CR"/>
-              </w:rPr>
-              <w:t>)</w:t>
+              <w:t>(0,1,0)</w:t>
             </w:r>
           </w:p>
         </w:tc>
@@ -198,19 +174,7 @@
               <w:rPr>
                 <w:lang w:val="es-CR"/>
               </w:rPr>
-              <w:t>(</w:t>
-            </w:r>
-            <w:r>
-              <w:rPr>
-                <w:lang w:val="es-CR"/>
-              </w:rPr>
-              <w:t>1</w:t>
-            </w:r>
-            <w:r>
-              <w:rPr>
-                <w:lang w:val="es-CR"/>
-              </w:rPr>
-              <w:t>,0,1)</w:t>
+              <w:t>(1,0,1)</w:t>
             </w:r>
           </w:p>
         </w:tc>
@@ -264,31 +228,7 @@
               <w:rPr>
                 <w:lang w:val="es-CR"/>
               </w:rPr>
-              <w:t>(0,</w:t>
-            </w:r>
-            <w:r>
-              <w:rPr>
-                <w:lang w:val="es-CR"/>
-              </w:rPr>
-              <w:t>2</w:t>
-            </w:r>
-            <w:r>
-              <w:rPr>
-                <w:lang w:val="es-CR"/>
-              </w:rPr>
-              <w:t>,</w:t>
-            </w:r>
-            <w:r>
-              <w:rPr>
-                <w:lang w:val="es-CR"/>
-              </w:rPr>
-              <w:t>0</w:t>
-            </w:r>
-            <w:r>
-              <w:rPr>
-                <w:lang w:val="es-CR"/>
-              </w:rPr>
-              <w:t>)</w:t>
+              <w:t>(0,2,0)</w:t>
             </w:r>
           </w:p>
         </w:tc>
@@ -344,31 +284,7 @@
               <w:rPr>
                 <w:lang w:val="es-CR"/>
               </w:rPr>
-              <w:t>(0,</w:t>
-            </w:r>
-            <w:r>
-              <w:rPr>
-                <w:lang w:val="es-CR"/>
-              </w:rPr>
-              <w:t>1</w:t>
-            </w:r>
-            <w:r>
-              <w:rPr>
-                <w:lang w:val="es-CR"/>
-              </w:rPr>
-              <w:t>,</w:t>
-            </w:r>
-            <w:r>
-              <w:rPr>
-                <w:lang w:val="es-CR"/>
-              </w:rPr>
-              <w:t>2</w:t>
-            </w:r>
-            <w:r>
-              <w:rPr>
-                <w:lang w:val="es-CR"/>
-              </w:rPr>
-              <w:t>)</w:t>
+              <w:t>(0,1,2)</w:t>
             </w:r>
           </w:p>
         </w:tc>
@@ -430,25 +346,7 @@
         <w:rPr>
           <w:lang w:val="es-CR"/>
         </w:rPr>
-        <w:t xml:space="preserve">El párrafo </w:t>
-      </w:r>
-      <w:r>
-        <w:rPr>
-          <w:lang w:val="es-CR"/>
-        </w:rPr>
-        <w:t>B</w:t>
-      </w:r>
-      <w:r>
-        <w:rPr>
-          <w:lang w:val="es-CR"/>
-        </w:rPr>
-        <w:t xml:space="preserve"> es color </w:t>
-      </w:r>
-      <w:r>
-        <w:rPr>
-          <w:lang w:val="es-CR"/>
-        </w:rPr>
-        <w:t>Verde</w:t>
+        <w:t>El párrafo B es color Verde</w:t>
       </w:r>
     </w:p>
     <w:p>
@@ -470,8 +368,20 @@
         </w:rPr>
         <w:t>tanto el color del párrafo A y B es el verde ya que debido a que el ID tiene prioridad sobre cualquier numero de clases o elementos</w:t>
       </w:r>
+      <w:r>
+        <w:rPr>
+          <w:lang w:val="es-CR"/>
+        </w:rPr>
+        <w:t xml:space="preserve"> por lo tanto terminan con el color verde #008</w:t>
+      </w:r>
       <w:bookmarkStart w:id="0" w:name="_GoBack"/>
       <w:bookmarkEnd w:id="0"/>
+      <w:r>
+        <w:rPr>
+          <w:lang w:val="es-CR"/>
+        </w:rPr>
+        <w:t>000</w:t>
+      </w:r>
     </w:p>
     <w:sectPr>
       <w:pgSz w:w="11906" w:h="16838"/>
